--- a/tracked_scripts/u1/m11/exitcheck/Module 11 - Unedited Script.docx
+++ b/tracked_scripts/u1/m11/exitcheck/Module 11 - Unedited Script.docx
@@ -161,6 +161,48 @@
     </w:p>
     <w:p>
       <w:pPr>
+        <w:spacing w:before="120" w:after="40"/>
+      </w:pPr>
+      <w:r>
+        <w:rPr>
+          <w:rFonts w:ascii="Calibri" w:hAnsi="Calibri"/>
+          <w:b/>
+          <w:i w:val="0"/>
+        </w:rPr>
+        <w:t xml:space="preserve">Building From: </w:t>
+      </w:r>
+      <w:r>
+        <w:rPr>
+          <w:rFonts w:ascii="Calibri" w:hAnsi="Calibri"/>
+          <w:b w:val="0"/>
+          <w:i w:val="0"/>
+        </w:rPr>
+        <w:t>Students can build complete multiplication equations with unknowns in any position, using diverse contexts (bags, rows, stacks, groups). They understand = means "same value as" and can write equations in both orientations (3 × 4 = 12 AND 12 = 3 × 4). They have computational fluency with 2s, 5s, and 10s and can reason about broader factor ranges using Equal Groups with Pictures. M10's Synthesis closure previewed M11: *"Next time, you'll see equal groups arranged in a new way"* with a visual teaser showing dots in rows and columns. The word "array" was NOT used. That's M11's job to introduce.</w:t>
+      </w:r>
+    </w:p>
+    <w:p>
+      <w:pPr>
+        <w:spacing w:before="40" w:after="40"/>
+      </w:pPr>
+      <w:r>
+        <w:rPr>
+          <w:rFonts w:ascii="Calibri" w:hAnsi="Calibri"/>
+          <w:b/>
+          <w:i w:val="0"/>
+        </w:rPr>
+        <w:t xml:space="preserve">Building Toward: </w:t>
+      </w:r>
+      <w:r>
+        <w:rPr>
+          <w:rFonts w:ascii="Calibri" w:hAnsi="Calibri"/>
+          <w:b w:val="0"/>
+          <w:i w:val="0"/>
+        </w:rPr>
+        <w:t>M11 established that the same array produces two different expressions (3 × 4 and 4 × 3). M12 asks the inevitable question: "Do they give the SAME answer?" M12 uses arrays to PROVE the commutative property, that a × b = b × a, through rotation animation (a 3×4 array rotated 90° becomes a 4×3 array with the same items) and side-by-side comparison. M11's dual interpretation is the foundation; M12's proof is the payoff. Without M11's clear establishment that rows ≠ columns but both are valid descriptions, M12 has nothing to prove equivalent. ---</w:t>
+      </w:r>
+    </w:p>
+    <w:p>
+      <w:pPr>
         <w:spacing w:before="160" w:after="0"/>
       </w:pPr>
     </w:p>
@@ -275,7 +317,7 @@
           <w:b/>
           <w:i w:val="0"/>
         </w:rPr>
-        <w:t xml:space="preserve">• Options:  </w:t>
+        <w:t xml:space="preserve">• Answer option (optional):  </w:t>
       </w:r>
       <w:r>
         <w:rPr>
@@ -285,7 +327,7 @@
           <w:color w:val="6E6E6E"/>
           <w:sz w:val="19"/>
         </w:rPr>
-        <w:t>The available answer choices</w:t>
+        <w:t>The available answer choice, nested under Prompt</w:t>
       </w:r>
     </w:p>
     <w:p>
@@ -457,9 +499,7 @@
         <w:rPr>
           <w:rFonts w:ascii="Calibri" w:hAnsi="Calibri"/>
           <w:b/>
-          <w:i/>
-          <w:color w:val="6E6E6E"/>
-          <w:sz w:val="19"/>
+          <w:i w:val="0"/>
         </w:rPr>
         <w:t xml:space="preserve">Visual: </w:t>
       </w:r>
@@ -467,9 +507,7 @@
         <w:rPr>
           <w:rFonts w:ascii="Calibri" w:hAnsi="Calibri"/>
           <w:b w:val="0"/>
-          <w:i/>
-          <w:color w:val="6E6E6E"/>
-          <w:sz w:val="19"/>
+          <w:i w:val="0"/>
         </w:rPr>
         <w:t>2×7 dot array appears in read mode. 2 rows of 7 dots each.</w:t>
       </w:r>
@@ -483,9 +521,7 @@
         <w:rPr>
           <w:rFonts w:ascii="Calibri" w:hAnsi="Calibri"/>
           <w:b/>
-          <w:i/>
-          <w:color w:val="6E6E6E"/>
-          <w:sz w:val="19"/>
+          <w:i w:val="0"/>
         </w:rPr>
         <w:t xml:space="preserve">Visual: </w:t>
       </w:r>
@@ -493,9 +529,7 @@
         <w:rPr>
           <w:rFonts w:ascii="Calibri" w:hAnsi="Calibri"/>
           <w:b w:val="0"/>
-          <w:i/>
-          <w:color w:val="6E6E6E"/>
-          <w:sz w:val="19"/>
+          <w:i w:val="0"/>
         </w:rPr>
         <w:t>Equation builder appears in expression mode with two blank slots and a multiplication symbol. Tile palette shows numbers 2, 3, 4, 5, 6, 7, 9, 14.</w:t>
       </w:r>
@@ -568,7 +602,21 @@
     </w:p>
     <w:p>
       <w:pPr>
-        <w:spacing w:before="60" w:after="20"/>
+        <w:spacing w:before="80" w:after="40"/>
+        <w:ind w:left="0"/>
+      </w:pPr>
+      <w:r>
+        <w:rPr>
+          <w:rFonts w:ascii="Calibri" w:hAnsi="Calibri"/>
+          <w:b/>
+          <w:i w:val="0"/>
+        </w:rPr>
+        <w:t>Based on student response:</w:t>
+      </w:r>
+    </w:p>
+    <w:p>
+      <w:pPr>
+        <w:spacing w:before="40" w:after="20"/>
         <w:ind w:left="0"/>
       </w:pPr>
       <w:r>
@@ -613,8 +661,8 @@
     </w:p>
     <w:p>
       <w:pPr>
-        <w:spacing w:before="60" w:after="20"/>
-        <w:ind w:left="432"/>
+        <w:spacing w:before="40" w:after="20"/>
+        <w:ind w:left="0"/>
       </w:pPr>
       <w:r>
         <w:rPr>
@@ -637,7 +685,7 @@
     <w:p>
       <w:pPr>
         <w:spacing w:before="20" w:after="20"/>
-        <w:ind w:left="720"/>
+        <w:ind w:left="0"/>
       </w:pPr>
       <w:r>
         <w:rPr>
@@ -658,8 +706,8 @@
     </w:p>
     <w:p>
       <w:pPr>
-        <w:spacing w:before="60" w:after="20"/>
-        <w:ind w:left="432"/>
+        <w:spacing w:before="40" w:after="20"/>
+        <w:ind w:left="0"/>
       </w:pPr>
       <w:r>
         <w:rPr>
@@ -682,15 +730,13 @@
     <w:p>
       <w:pPr>
         <w:spacing w:before="20" w:after="20"/>
-        <w:ind w:left="720"/>
+        <w:ind w:left="0"/>
       </w:pPr>
       <w:r>
         <w:rPr>
           <w:rFonts w:ascii="Calibri" w:hAnsi="Calibri"/>
           <w:b/>
-          <w:i/>
-          <w:color w:val="6E6E6E"/>
-          <w:sz w:val="19"/>
+          <w:i w:val="0"/>
         </w:rPr>
         <w:t xml:space="preserve">Visual: </w:t>
       </w:r>
@@ -698,9 +744,7 @@
         <w:rPr>
           <w:rFonts w:ascii="Calibri" w:hAnsi="Calibri"/>
           <w:b w:val="0"/>
-          <w:i/>
-          <w:color w:val="6E6E6E"/>
-          <w:sz w:val="19"/>
+          <w:i w:val="0"/>
         </w:rPr>
         <w:t>Both rows of the array highlight to emphasize the row structure.</w:t>
       </w:r>
@@ -708,7 +752,7 @@
     <w:p>
       <w:pPr>
         <w:spacing w:before="20" w:after="20"/>
-        <w:ind w:left="720"/>
+        <w:ind w:left="0"/>
       </w:pPr>
       <w:r>
         <w:rPr>
@@ -729,8 +773,8 @@
     </w:p>
     <w:p>
       <w:pPr>
-        <w:spacing w:before="60" w:after="20"/>
-        <w:ind w:left="432"/>
+        <w:spacing w:before="40" w:after="20"/>
+        <w:ind w:left="0"/>
       </w:pPr>
       <w:r>
         <w:rPr>
@@ -753,15 +797,13 @@
     <w:p>
       <w:pPr>
         <w:spacing w:before="20" w:after="20"/>
-        <w:ind w:left="720"/>
+        <w:ind w:left="0"/>
       </w:pPr>
       <w:r>
         <w:rPr>
           <w:rFonts w:ascii="Calibri" w:hAnsi="Calibri"/>
           <w:b/>
-          <w:i/>
-          <w:color w:val="6E6E6E"/>
-          <w:sz w:val="19"/>
+          <w:i w:val="0"/>
         </w:rPr>
         <w:t xml:space="preserve">Visual: </w:t>
       </w:r>
@@ -769,9 +811,7 @@
         <w:rPr>
           <w:rFonts w:ascii="Calibri" w:hAnsi="Calibri"/>
           <w:b w:val="0"/>
-          <w:i/>
-          <w:color w:val="6E6E6E"/>
-          <w:sz w:val="19"/>
+          <w:i w:val="0"/>
         </w:rPr>
         <w:t>System counts the rows: 1, 2. Then counts dots in one row: 1, 2, 3, 4, 5, 6, 7.</w:t>
       </w:r>
@@ -779,7 +819,7 @@
     <w:p>
       <w:pPr>
         <w:spacing w:before="20" w:after="20"/>
-        <w:ind w:left="720"/>
+        <w:ind w:left="0"/>
       </w:pPr>
       <w:r>
         <w:rPr>
@@ -816,9 +856,7 @@
         <w:rPr>
           <w:rFonts w:ascii="Calibri" w:hAnsi="Calibri"/>
           <w:b/>
-          <w:i/>
-          <w:color w:val="6E6E6E"/>
-          <w:sz w:val="19"/>
+          <w:i w:val="0"/>
         </w:rPr>
         <w:t xml:space="preserve">Visual: </w:t>
       </w:r>
@@ -826,9 +864,7 @@
         <w:rPr>
           <w:rFonts w:ascii="Calibri" w:hAnsi="Calibri"/>
           <w:b w:val="0"/>
-          <w:i/>
-          <w:color w:val="6E6E6E"/>
-          <w:sz w:val="19"/>
+          <w:i w:val="0"/>
         </w:rPr>
         <w:t>5×4 dot array appears. 5 rows of 4 dots each.</w:t>
       </w:r>
@@ -842,9 +878,7 @@
         <w:rPr>
           <w:rFonts w:ascii="Calibri" w:hAnsi="Calibri"/>
           <w:b/>
-          <w:i/>
-          <w:color w:val="6E6E6E"/>
-          <w:sz w:val="19"/>
+          <w:i w:val="0"/>
         </w:rPr>
         <w:t xml:space="preserve">Visual: </w:t>
       </w:r>
@@ -852,9 +886,7 @@
         <w:rPr>
           <w:rFonts w:ascii="Calibri" w:hAnsi="Calibri"/>
           <w:b w:val="0"/>
-          <w:i/>
-          <w:color w:val="6E6E6E"/>
-          <w:sz w:val="19"/>
+          <w:i w:val="0"/>
         </w:rPr>
         <w:t>System highlights rows briefly, one at a time.</w:t>
       </w:r>
@@ -983,7 +1015,21 @@
     </w:p>
     <w:p>
       <w:pPr>
-        <w:spacing w:before="60" w:after="20"/>
+        <w:spacing w:before="80" w:after="40"/>
+        <w:ind w:left="0"/>
+      </w:pPr>
+      <w:r>
+        <w:rPr>
+          <w:rFonts w:ascii="Calibri" w:hAnsi="Calibri"/>
+          <w:b/>
+          <w:i w:val="0"/>
+        </w:rPr>
+        <w:t>Based on student response:</w:t>
+      </w:r>
+    </w:p>
+    <w:p>
+      <w:pPr>
+        <w:spacing w:before="40" w:after="20"/>
         <w:ind w:left="0"/>
       </w:pPr>
       <w:r>
@@ -1028,8 +1074,8 @@
     </w:p>
     <w:p>
       <w:pPr>
-        <w:spacing w:before="60" w:after="20"/>
-        <w:ind w:left="432"/>
+        <w:spacing w:before="40" w:after="20"/>
+        <w:ind w:left="0"/>
       </w:pPr>
       <w:r>
         <w:rPr>
@@ -1052,15 +1098,13 @@
     <w:p>
       <w:pPr>
         <w:spacing w:before="20" w:after="20"/>
-        <w:ind w:left="720"/>
+        <w:ind w:left="0"/>
       </w:pPr>
       <w:r>
         <w:rPr>
           <w:rFonts w:ascii="Calibri" w:hAnsi="Calibri"/>
           <w:b/>
-          <w:i/>
-          <w:color w:val="6E6E6E"/>
-          <w:sz w:val="19"/>
+          <w:i w:val="0"/>
         </w:rPr>
         <w:t xml:space="preserve">Visual: </w:t>
       </w:r>
@@ -1068,9 +1112,7 @@
         <w:rPr>
           <w:rFonts w:ascii="Calibri" w:hAnsi="Calibri"/>
           <w:b w:val="0"/>
-          <w:i/>
-          <w:color w:val="6E6E6E"/>
-          <w:sz w:val="19"/>
+          <w:i w:val="0"/>
         </w:rPr>
         <w:t>System highlights columns, one at a time.</w:t>
       </w:r>
@@ -1078,7 +1120,7 @@
     <w:p>
       <w:pPr>
         <w:spacing w:before="20" w:after="20"/>
-        <w:ind w:left="720"/>
+        <w:ind w:left="0"/>
       </w:pPr>
       <w:r>
         <w:rPr>
@@ -1099,8 +1141,8 @@
     </w:p>
     <w:p>
       <w:pPr>
-        <w:spacing w:before="60" w:after="20"/>
-        <w:ind w:left="432"/>
+        <w:spacing w:before="40" w:after="20"/>
+        <w:ind w:left="0"/>
       </w:pPr>
       <w:r>
         <w:rPr>
@@ -1123,15 +1165,13 @@
     <w:p>
       <w:pPr>
         <w:spacing w:before="20" w:after="20"/>
-        <w:ind w:left="720"/>
+        <w:ind w:left="0"/>
       </w:pPr>
       <w:r>
         <w:rPr>
           <w:rFonts w:ascii="Calibri" w:hAnsi="Calibri"/>
           <w:b/>
-          <w:i/>
-          <w:color w:val="6E6E6E"/>
-          <w:sz w:val="19"/>
+          <w:i w:val="0"/>
         </w:rPr>
         <w:t xml:space="preserve">Visual: </w:t>
       </w:r>
@@ -1139,9 +1179,7 @@
         <w:rPr>
           <w:rFonts w:ascii="Calibri" w:hAnsi="Calibri"/>
           <w:b w:val="0"/>
-          <w:i/>
-          <w:color w:val="6E6E6E"/>
-          <w:sz w:val="19"/>
+          <w:i w:val="0"/>
         </w:rPr>
         <w:t>System highlights one column.</w:t>
       </w:r>
@@ -1149,7 +1187,7 @@
     <w:p>
       <w:pPr>
         <w:spacing w:before="20" w:after="20"/>
-        <w:ind w:left="720"/>
+        <w:ind w:left="0"/>
       </w:pPr>
       <w:r>
         <w:rPr>
@@ -1170,8 +1208,8 @@
     </w:p>
     <w:p>
       <w:pPr>
-        <w:spacing w:before="60" w:after="20"/>
-        <w:ind w:left="432"/>
+        <w:spacing w:before="40" w:after="20"/>
+        <w:ind w:left="0"/>
       </w:pPr>
       <w:r>
         <w:rPr>
@@ -1194,15 +1232,13 @@
     <w:p>
       <w:pPr>
         <w:spacing w:before="20" w:after="20"/>
-        <w:ind w:left="720"/>
+        <w:ind w:left="0"/>
       </w:pPr>
       <w:r>
         <w:rPr>
           <w:rFonts w:ascii="Calibri" w:hAnsi="Calibri"/>
           <w:b/>
-          <w:i/>
-          <w:color w:val="6E6E6E"/>
-          <w:sz w:val="19"/>
+          <w:i w:val="0"/>
         </w:rPr>
         <w:t xml:space="preserve">Visual: </w:t>
       </w:r>
@@ -1210,9 +1246,7 @@
         <w:rPr>
           <w:rFonts w:ascii="Calibri" w:hAnsi="Calibri"/>
           <w:b w:val="0"/>
-          <w:i/>
-          <w:color w:val="6E6E6E"/>
-          <w:sz w:val="19"/>
+          <w:i w:val="0"/>
         </w:rPr>
         <w:t>System highlights all columns.</w:t>
       </w:r>
@@ -1220,7 +1254,7 @@
     <w:p>
       <w:pPr>
         <w:spacing w:before="20" w:after="20"/>
-        <w:ind w:left="720"/>
+        <w:ind w:left="0"/>
       </w:pPr>
       <w:r>
         <w:rPr>
@@ -1241,8 +1275,8 @@
     </w:p>
     <w:p>
       <w:pPr>
-        <w:spacing w:before="60" w:after="20"/>
-        <w:ind w:left="432"/>
+        <w:spacing w:before="40" w:after="20"/>
+        <w:ind w:left="0"/>
       </w:pPr>
       <w:r>
         <w:rPr>
@@ -1265,15 +1299,13 @@
     <w:p>
       <w:pPr>
         <w:spacing w:before="20" w:after="20"/>
-        <w:ind w:left="720"/>
+        <w:ind w:left="0"/>
       </w:pPr>
       <w:r>
         <w:rPr>
           <w:rFonts w:ascii="Calibri" w:hAnsi="Calibri"/>
           <w:b/>
-          <w:i/>
-          <w:color w:val="6E6E6E"/>
-          <w:sz w:val="19"/>
+          <w:i w:val="0"/>
         </w:rPr>
         <w:t xml:space="preserve">Visual: </w:t>
       </w:r>
@@ -1281,9 +1313,7 @@
         <w:rPr>
           <w:rFonts w:ascii="Calibri" w:hAnsi="Calibri"/>
           <w:b w:val="0"/>
-          <w:i/>
-          <w:color w:val="6E6E6E"/>
-          <w:sz w:val="19"/>
+          <w:i w:val="0"/>
         </w:rPr>
         <w:t>System highlights columns one at a time, then shows 4 × 5.</w:t>
       </w:r>
@@ -1291,7 +1321,7 @@
     <w:p>
       <w:pPr>
         <w:spacing w:before="20" w:after="20"/>
-        <w:ind w:left="720"/>
+        <w:ind w:left="0"/>
       </w:pPr>
       <w:r>
         <w:rPr>
@@ -1328,9 +1358,7 @@
         <w:rPr>
           <w:rFonts w:ascii="Calibri" w:hAnsi="Calibri"/>
           <w:b/>
-          <w:i/>
-          <w:color w:val="6E6E6E"/>
-          <w:sz w:val="19"/>
+          <w:i w:val="0"/>
         </w:rPr>
         <w:t xml:space="preserve">Visual: </w:t>
       </w:r>
@@ -1338,9 +1366,7 @@
         <w:rPr>
           <w:rFonts w:ascii="Calibri" w:hAnsi="Calibri"/>
           <w:b w:val="0"/>
-          <w:i/>
-          <w:color w:val="6E6E6E"/>
-          <w:sz w:val="19"/>
+          <w:i w:val="0"/>
         </w:rPr>
         <w:t>6×3 dot array appears. 6 rows of 3 dots each.</w:t>
       </w:r>
@@ -1354,9 +1380,7 @@
         <w:rPr>
           <w:rFonts w:ascii="Calibri" w:hAnsi="Calibri"/>
           <w:b/>
-          <w:i/>
-          <w:color w:val="6E6E6E"/>
-          <w:sz w:val="19"/>
+          <w:i w:val="0"/>
         </w:rPr>
         <w:t xml:space="preserve">Visual: </w:t>
       </w:r>
@@ -1364,9 +1388,7 @@
         <w:rPr>
           <w:rFonts w:ascii="Calibri" w:hAnsi="Calibri"/>
           <w:b w:val="0"/>
-          <w:i/>
-          <w:color w:val="6E6E6E"/>
-          <w:sz w:val="19"/>
+          <w:i w:val="0"/>
         </w:rPr>
         <w:t>Equation builder appears in equation mode: [___] × [___] = [___]. Tile palette shows: 3, 4, 6, 7, 9, 15, 16, 18, 21.</w:t>
       </w:r>
@@ -1439,7 +1461,21 @@
     </w:p>
     <w:p>
       <w:pPr>
-        <w:spacing w:before="60" w:after="20"/>
+        <w:spacing w:before="80" w:after="40"/>
+        <w:ind w:left="0"/>
+      </w:pPr>
+      <w:r>
+        <w:rPr>
+          <w:rFonts w:ascii="Calibri" w:hAnsi="Calibri"/>
+          <w:b/>
+          <w:i w:val="0"/>
+        </w:rPr>
+        <w:t>Based on student response:</w:t>
+      </w:r>
+    </w:p>
+    <w:p>
+      <w:pPr>
+        <w:spacing w:before="40" w:after="20"/>
         <w:ind w:left="0"/>
       </w:pPr>
       <w:r>
@@ -1484,7 +1520,7 @@
     </w:p>
     <w:p>
       <w:pPr>
-        <w:spacing w:before="60" w:after="20"/>
+        <w:spacing w:before="40" w:after="20"/>
         <w:ind w:left="0"/>
       </w:pPr>
       <w:r>
@@ -1529,8 +1565,8 @@
     </w:p>
     <w:p>
       <w:pPr>
-        <w:spacing w:before="60" w:after="20"/>
-        <w:ind w:left="432"/>
+        <w:spacing w:before="40" w:after="20"/>
+        <w:ind w:left="0"/>
       </w:pPr>
       <w:r>
         <w:rPr>
@@ -1553,7 +1589,7 @@
     <w:p>
       <w:pPr>
         <w:spacing w:before="20" w:after="20"/>
-        <w:ind w:left="720"/>
+        <w:ind w:left="0"/>
       </w:pPr>
       <w:r>
         <w:rPr>
@@ -1574,8 +1610,8 @@
     </w:p>
     <w:p>
       <w:pPr>
-        <w:spacing w:before="60" w:after="20"/>
-        <w:ind w:left="432"/>
+        <w:spacing w:before="40" w:after="20"/>
+        <w:ind w:left="0"/>
       </w:pPr>
       <w:r>
         <w:rPr>
@@ -1598,15 +1634,13 @@
     <w:p>
       <w:pPr>
         <w:spacing w:before="20" w:after="20"/>
-        <w:ind w:left="720"/>
+        <w:ind w:left="0"/>
       </w:pPr>
       <w:r>
         <w:rPr>
           <w:rFonts w:ascii="Calibri" w:hAnsi="Calibri"/>
           <w:b/>
-          <w:i/>
-          <w:color w:val="6E6E6E"/>
-          <w:sz w:val="19"/>
+          <w:i w:val="0"/>
         </w:rPr>
         <w:t xml:space="preserve">Visual: </w:t>
       </w:r>
@@ -1614,9 +1648,7 @@
         <w:rPr>
           <w:rFonts w:ascii="Calibri" w:hAnsi="Calibri"/>
           <w:b w:val="0"/>
-          <w:i/>
-          <w:color w:val="6E6E6E"/>
-          <w:sz w:val="19"/>
+          <w:i w:val="0"/>
         </w:rPr>
         <w:t>Array highlights row structure. 6 horizontal rows visible.</w:t>
       </w:r>
@@ -1624,7 +1656,7 @@
     <w:p>
       <w:pPr>
         <w:spacing w:before="20" w:after="20"/>
-        <w:ind w:left="720"/>
+        <w:ind w:left="0"/>
       </w:pPr>
       <w:r>
         <w:rPr>
@@ -1645,8 +1677,8 @@
     </w:p>
     <w:p>
       <w:pPr>
-        <w:spacing w:before="60" w:after="20"/>
-        <w:ind w:left="432"/>
+        <w:spacing w:before="40" w:after="20"/>
+        <w:ind w:left="0"/>
       </w:pPr>
       <w:r>
         <w:rPr>
@@ -1669,15 +1701,13 @@
     <w:p>
       <w:pPr>
         <w:spacing w:before="20" w:after="20"/>
-        <w:ind w:left="720"/>
+        <w:ind w:left="0"/>
       </w:pPr>
       <w:r>
         <w:rPr>
           <w:rFonts w:ascii="Calibri" w:hAnsi="Calibri"/>
           <w:b/>
-          <w:i/>
-          <w:color w:val="6E6E6E"/>
-          <w:sz w:val="19"/>
+          <w:i w:val="0"/>
         </w:rPr>
         <w:t xml:space="preserve">Visual: </w:t>
       </w:r>
@@ -1685,9 +1715,7 @@
         <w:rPr>
           <w:rFonts w:ascii="Calibri" w:hAnsi="Calibri"/>
           <w:b w:val="0"/>
-          <w:i/>
-          <w:color w:val="6E6E6E"/>
-          <w:sz w:val="19"/>
+          <w:i w:val="0"/>
         </w:rPr>
         <w:t>System counts rows: highlights each of the 6 rows in sequence, showing 3 dots per row.</w:t>
       </w:r>
@@ -1695,15 +1723,13 @@
     <w:p>
       <w:pPr>
         <w:spacing w:before="20" w:after="20"/>
-        <w:ind w:left="720"/>
+        <w:ind w:left="0"/>
       </w:pPr>
       <w:r>
         <w:rPr>
           <w:rFonts w:ascii="Calibri" w:hAnsi="Calibri"/>
           <w:b/>
-          <w:i/>
-          <w:color w:val="6E6E6E"/>
-          <w:sz w:val="19"/>
+          <w:i w:val="0"/>
         </w:rPr>
         <w:t xml:space="preserve">Visual: </w:t>
       </w:r>
@@ -1711,9 +1737,7 @@
         <w:rPr>
           <w:rFonts w:ascii="Calibri" w:hAnsi="Calibri"/>
           <w:b w:val="0"/>
-          <w:i/>
-          <w:color w:val="6E6E6E"/>
-          <w:sz w:val="19"/>
+          <w:i w:val="0"/>
         </w:rPr>
         <w:t>System places tiles: 6 in groups slot, 3 in items slot, 18 in total slot.</w:t>
       </w:r>
@@ -1721,7 +1745,7 @@
     <w:p>
       <w:pPr>
         <w:spacing w:before="20" w:after="20"/>
-        <w:ind w:left="720"/>
+        <w:ind w:left="0"/>
       </w:pPr>
       <w:r>
         <w:rPr>
